--- a/briefings/线口监测午报-2026-09-29.docx
+++ b/briefings/线口监测午报-2026-09-29.docx
@@ -22,7 +22,7 @@
           <w:color w:val="888888"/>
           <w:sz w:val="18"/>
         </w:rPr>
-        <w:t>监测窗口:近48小时 | 生成时间:2026-09-29 13:47</w:t>
+        <w:t>监测窗口:近48小时 | 生成时间:2026-09-29 14:57</w:t>
       </w:r>
     </w:p>
     <w:p>
@@ -70,6 +70,108 @@
           <w:color w:val="888888"/>
           <w:sz w:val="24"/>
         </w:rPr>
+        <w:t>央视起底网贷诈骗新套路：利用 AI 批量拨号，两月上千人被骗、涉案流水超千万元</w:t>
+      </w:r>
+    </w:p>
+    <w:p>
+      <w:r>
+        <w:rPr>
+          <w:rFonts w:ascii="Times New Roman" w:hAnsi="Times New Roman" w:eastAsia="宋体"/>
+          <w:color w:val="888888"/>
+          <w:sz w:val="18"/>
+        </w:rPr>
+        <w:t>来源:IT之家 | 时间:09-29 14:44</w:t>
+      </w:r>
+    </w:p>
+    <w:p>
+      <w:r>
+        <w:rPr>
+          <w:rFonts w:ascii="Times New Roman" w:hAnsi="Times New Roman" w:eastAsia="宋体"/>
+          <w:sz w:val="18"/>
+        </w:rPr>
+        <w:t>链接:</w:t>
+      </w:r>
+      <w:hyperlink r:id="rId9">
+        <w:r>
+          <w:rPr>
+            <w:color w:val="0563C1"/>
+            <w:u w:val="single"/>
+          </w:rPr>
+          <w:t>央视起底网贷诈骗新套路：利用 AI 批量拨号，两月上千人被骗、涉案流水超千万元</w:t>
+        </w:r>
+      </w:hyperlink>
+    </w:p>
+    <w:p>
+      <w:pPr>
+        <w:pStyle w:val="Heading3"/>
+      </w:pPr>
+      <w:r>
+        <w:rPr>
+          <w:rFonts w:ascii="Times New Roman" w:hAnsi="Times New Roman" w:eastAsia="黑体"/>
+          <w:b w:val="0"/>
+          <w:color w:val="888888"/>
+          <w:sz w:val="24"/>
+        </w:rPr>
+        <w:t>【C级·参考】</w:t>
+      </w:r>
+      <w:r>
+        <w:rPr>
+          <w:rFonts w:ascii="Times New Roman" w:hAnsi="Times New Roman" w:eastAsia="黑体"/>
+          <w:b w:val="0"/>
+          <w:color w:val="888888"/>
+          <w:sz w:val="24"/>
+        </w:rPr>
+        <w:t>麦肯锡：到 2035 年，约 1100 万美国劳动者或因 AI 替代岗位而需转行</w:t>
+      </w:r>
+    </w:p>
+    <w:p>
+      <w:r>
+        <w:rPr>
+          <w:rFonts w:ascii="Times New Roman" w:hAnsi="Times New Roman" w:eastAsia="宋体"/>
+          <w:color w:val="888888"/>
+          <w:sz w:val="18"/>
+        </w:rPr>
+        <w:t>来源:IT之家 | 时间:09-29 14:26</w:t>
+      </w:r>
+    </w:p>
+    <w:p>
+      <w:r>
+        <w:rPr>
+          <w:rFonts w:ascii="Times New Roman" w:hAnsi="Times New Roman" w:eastAsia="宋体"/>
+          <w:sz w:val="18"/>
+        </w:rPr>
+        <w:t>链接:</w:t>
+      </w:r>
+      <w:hyperlink r:id="rId10">
+        <w:r>
+          <w:rPr>
+            <w:color w:val="0563C1"/>
+            <w:u w:val="single"/>
+          </w:rPr>
+          <w:t>麦肯锡：到 2035 年，约 1100 万美国劳动者或因 AI 替代岗位而需转行</w:t>
+        </w:r>
+      </w:hyperlink>
+    </w:p>
+    <w:p>
+      <w:pPr>
+        <w:pStyle w:val="Heading3"/>
+      </w:pPr>
+      <w:r>
+        <w:rPr>
+          <w:rFonts w:ascii="Times New Roman" w:hAnsi="Times New Roman" w:eastAsia="黑体"/>
+          <w:b w:val="0"/>
+          <w:color w:val="888888"/>
+          <w:sz w:val="24"/>
+        </w:rPr>
+        <w:t>【C级·参考】</w:t>
+      </w:r>
+      <w:r>
+        <w:rPr>
+          <w:rFonts w:ascii="Times New Roman" w:hAnsi="Times New Roman" w:eastAsia="黑体"/>
+          <w:b w:val="0"/>
+          <w:color w:val="888888"/>
+          <w:sz w:val="24"/>
+        </w:rPr>
         <w:t>微软优化 Edge 浏览器：网页提示不乱跑、扩展 AI 智能体技能</w:t>
       </w:r>
     </w:p>
@@ -91,7 +193,7 @@
         </w:rPr>
         <w:t>链接:</w:t>
       </w:r>
-      <w:hyperlink r:id="rId9">
+      <w:hyperlink r:id="rId11">
         <w:r>
           <w:rPr>
             <w:color w:val="0563C1"/>
@@ -142,7 +244,7 @@
         </w:rPr>
         <w:t>链接:</w:t>
       </w:r>
-      <w:hyperlink r:id="rId10">
+      <w:hyperlink r:id="rId12">
         <w:r>
           <w:rPr>
             <w:color w:val="0563C1"/>
@@ -193,7 +295,7 @@
         </w:rPr>
         <w:t>链接:</w:t>
       </w:r>
-      <w:hyperlink r:id="rId11">
+      <w:hyperlink r:id="rId13">
         <w:r>
           <w:rPr>
             <w:color w:val="0563C1"/>
@@ -244,7 +346,7 @@
         </w:rPr>
         <w:t>链接:</w:t>
       </w:r>
-      <w:hyperlink r:id="rId12">
+      <w:hyperlink r:id="rId14">
         <w:r>
           <w:rPr>
             <w:color w:val="0563C1"/>
@@ -295,7 +397,7 @@
         </w:rPr>
         <w:t>链接:</w:t>
       </w:r>
-      <w:hyperlink r:id="rId13">
+      <w:hyperlink r:id="rId15">
         <w:r>
           <w:rPr>
             <w:color w:val="0563C1"/>
@@ -346,7 +448,7 @@
         </w:rPr>
         <w:t>链接:</w:t>
       </w:r>
-      <w:hyperlink r:id="rId14">
+      <w:hyperlink r:id="rId16">
         <w:r>
           <w:rPr>
             <w:color w:val="0563C1"/>
@@ -397,7 +499,7 @@
         </w:rPr>
         <w:t>链接:</w:t>
       </w:r>
-      <w:hyperlink r:id="rId15">
+      <w:hyperlink r:id="rId17">
         <w:r>
           <w:rPr>
             <w:color w:val="0563C1"/>
@@ -448,7 +550,7 @@
         </w:rPr>
         <w:t>链接:</w:t>
       </w:r>
-      <w:hyperlink r:id="rId16">
+      <w:hyperlink r:id="rId18">
         <w:r>
           <w:rPr>
             <w:color w:val="0563C1"/>
@@ -499,7 +601,7 @@
         </w:rPr>
         <w:t>链接:</w:t>
       </w:r>
-      <w:hyperlink r:id="rId17">
+      <w:hyperlink r:id="rId19">
         <w:r>
           <w:rPr>
             <w:color w:val="0563C1"/>
@@ -529,7 +631,7 @@
           <w:color w:val="888888"/>
           <w:sz w:val="24"/>
         </w:rPr>
-        <w:t>OpenAI 将提供资金并成立工作组，以解决模型入侵澳大利亚政府网站事件</w:t>
+        <w:t>徐作为：从U盘到AI眼镜，以自主创新挺起中国智造脊梁</w:t>
       </w:r>
     </w:p>
     <w:p>
@@ -539,7 +641,7 @@
           <w:color w:val="888888"/>
           <w:sz w:val="18"/>
         </w:rPr>
-        <w:t>来源:IT之家 | 时间:09-29 09:47</w:t>
+        <w:t>来源:Bing新闻 | 时间:09-29 05:02</w:t>
       </w:r>
     </w:p>
     <w:p>
@@ -550,64 +652,13 @@
         </w:rPr>
         <w:t>链接:</w:t>
       </w:r>
-      <w:hyperlink r:id="rId18">
+      <w:hyperlink r:id="rId20">
         <w:r>
           <w:rPr>
             <w:color w:val="0563C1"/>
             <w:u w:val="single"/>
           </w:rPr>
-          <w:t>OpenAI 将提供资金并成立工作组，以解决模型入侵澳大利亚政府网站事件</w:t>
-        </w:r>
-      </w:hyperlink>
-    </w:p>
-    <w:p>
-      <w:pPr>
-        <w:pStyle w:val="Heading3"/>
-      </w:pPr>
-      <w:r>
-        <w:rPr>
-          <w:rFonts w:ascii="Times New Roman" w:hAnsi="Times New Roman" w:eastAsia="黑体"/>
-          <w:b w:val="0"/>
-          <w:color w:val="888888"/>
-          <w:sz w:val="24"/>
-        </w:rPr>
-        <w:t>【C级·参考】</w:t>
-      </w:r>
-      <w:r>
-        <w:rPr>
-          <w:rFonts w:ascii="Times New Roman" w:hAnsi="Times New Roman" w:eastAsia="黑体"/>
-          <w:b w:val="0"/>
-          <w:color w:val="888888"/>
-          <w:sz w:val="24"/>
-        </w:rPr>
-        <w:t>微软报告：全球劳动年龄人口 AI 采用率 2026Q2 达 18.8%，环比增长 1%</w:t>
-      </w:r>
-    </w:p>
-    <w:p>
-      <w:r>
-        <w:rPr>
-          <w:rFonts w:ascii="Times New Roman" w:hAnsi="Times New Roman" w:eastAsia="宋体"/>
-          <w:color w:val="888888"/>
-          <w:sz w:val="18"/>
-        </w:rPr>
-        <w:t>来源:IT之家 | 时间:09-29 09:42</w:t>
-      </w:r>
-    </w:p>
-    <w:p>
-      <w:r>
-        <w:rPr>
-          <w:rFonts w:ascii="Times New Roman" w:hAnsi="Times New Roman" w:eastAsia="宋体"/>
-          <w:sz w:val="18"/>
-        </w:rPr>
-        <w:t>链接:</w:t>
-      </w:r>
-      <w:hyperlink r:id="rId19">
-        <w:r>
-          <w:rPr>
-            <w:color w:val="0563C1"/>
-            <w:u w:val="single"/>
-          </w:rPr>
-          <w:t>微软报告：全球劳动年龄人口 AI 采用率 2026Q2 达 18.8%，环比增长 1%</w:t>
+          <w:t>徐作为：从U盘到AI眼镜，以自主创新挺起中国智造脊梁</w:t>
         </w:r>
       </w:hyperlink>
     </w:p>
@@ -652,7 +703,7 @@
         </w:rPr>
         <w:t>链接:</w:t>
       </w:r>
-      <w:hyperlink r:id="rId20">
+      <w:hyperlink r:id="rId21">
         <w:r>
           <w:rPr>
             <w:color w:val="0563C1"/>
@@ -703,64 +754,13 @@
         </w:rPr>
         <w:t>链接:</w:t>
       </w:r>
-      <w:hyperlink r:id="rId21">
+      <w:hyperlink r:id="rId22">
         <w:r>
           <w:rPr>
             <w:color w:val="0563C1"/>
             <w:u w:val="single"/>
           </w:rPr>
           <w:t>It's Time to Investigate the AI Labs</w:t>
-        </w:r>
-      </w:hyperlink>
-    </w:p>
-    <w:p>
-      <w:pPr>
-        <w:pStyle w:val="Heading3"/>
-      </w:pPr>
-      <w:r>
-        <w:rPr>
-          <w:rFonts w:ascii="Times New Roman" w:hAnsi="Times New Roman" w:eastAsia="黑体"/>
-          <w:b w:val="0"/>
-          <w:color w:val="888888"/>
-          <w:sz w:val="24"/>
-        </w:rPr>
-        <w:t>【C级·参考】</w:t>
-      </w:r>
-      <w:r>
-        <w:rPr>
-          <w:rFonts w:ascii="Times New Roman" w:hAnsi="Times New Roman" w:eastAsia="黑体"/>
-          <w:b w:val="0"/>
-          <w:color w:val="888888"/>
-          <w:sz w:val="24"/>
-        </w:rPr>
-        <w:t>影目Air3被召回，智能眼镜迎来散热大考</w:t>
-      </w:r>
-    </w:p>
-    <w:p>
-      <w:r>
-        <w:rPr>
-          <w:rFonts w:ascii="Times New Roman" w:hAnsi="Times New Roman" w:eastAsia="宋体"/>
-          <w:color w:val="888888"/>
-          <w:sz w:val="18"/>
-        </w:rPr>
-        <w:t>来源:Bing新闻 | 时间:09-29 02:30</w:t>
-      </w:r>
-    </w:p>
-    <w:p>
-      <w:r>
-        <w:rPr>
-          <w:rFonts w:ascii="Times New Roman" w:hAnsi="Times New Roman" w:eastAsia="宋体"/>
-          <w:sz w:val="18"/>
-        </w:rPr>
-        <w:t>链接:</w:t>
-      </w:r>
-      <w:hyperlink r:id="rId22">
-        <w:r>
-          <w:rPr>
-            <w:color w:val="0563C1"/>
-            <w:u w:val="single"/>
-          </w:rPr>
-          <w:t>影目Air3被召回，智能眼镜迎来散热大考</w:t>
         </w:r>
       </w:hyperlink>
     </w:p>
@@ -835,7 +835,7 @@
           <w:color w:val="888888"/>
           <w:sz w:val="24"/>
         </w:rPr>
-        <w:t>新机：华为Mate90正面长这样；一加16发布会定了；荣耀MagicPad 4发布；酷派发布699元的AI眼镜</w:t>
+        <w:t>Omdia：2026年上半年全球AI眼镜出货量增长超一倍，创下420万副的历史新高</w:t>
       </w:r>
     </w:p>
     <w:p>
@@ -845,7 +845,7 @@
           <w:color w:val="888888"/>
           <w:sz w:val="18"/>
         </w:rPr>
-        <w:t>来源:Bing新闻 | 时间:09-28 22:59</w:t>
+        <w:t>来源:Bing新闻 | 时间:09-28 22:29</w:t>
       </w:r>
     </w:p>
     <w:p>
@@ -862,7 +862,7 @@
             <w:color w:val="0563C1"/>
             <w:u w:val="single"/>
           </w:rPr>
-          <w:t>新机：华为Mate90正面长这样；一加16发布会定了；荣耀MagicPad 4发布；酷派发布699元的AI眼镜</w:t>
+          <w:t>Omdia：2026年上半年全球AI眼镜出货量增长超一倍，创下420万副的历史新高</w:t>
         </w:r>
       </w:hyperlink>
     </w:p>
@@ -988,7 +988,7 @@
           <w:color w:val="888888"/>
           <w:sz w:val="24"/>
         </w:rPr>
-        <w:t>Meta数据泄露事件半年复盘：中国AI眼镜企业学到了什么？_品牌_用户_Sama</w:t>
+        <w:t>AI眼镜到底值不值?退货率高，下单前先看</w:t>
       </w:r>
     </w:p>
     <w:p>
@@ -998,7 +998,7 @@
           <w:color w:val="888888"/>
           <w:sz w:val="18"/>
         </w:rPr>
-        <w:t>来源:Bing新闻 | 时间:09-28 17:09</w:t>
+        <w:t>来源:Bing新闻 | 时间:09-28 13:22</w:t>
       </w:r>
     </w:p>
     <w:p>
@@ -1015,7 +1015,7 @@
             <w:color w:val="0563C1"/>
             <w:u w:val="single"/>
           </w:rPr>
-          <w:t>Meta数据泄露事件半年复盘：中国AI眼镜企业学到了什么？_品牌_用户_Sama</w:t>
+          <w:t>AI眼镜到底值不值?退货率高，下单前先看</w:t>
         </w:r>
       </w:hyperlink>
     </w:p>
@@ -1039,7 +1039,7 @@
           <w:color w:val="888888"/>
           <w:sz w:val="24"/>
         </w:rPr>
-        <w:t>AI眼镜可信视界自律公约深度解读：三大支柱十五条义务，签署企业怎么做？</w:t>
+        <w:t>AI办公硬件新解法，大眼橙联手钉钉推出首款AI听记眼镜</w:t>
       </w:r>
     </w:p>
     <w:p>
@@ -1049,7 +1049,7 @@
           <w:color w:val="888888"/>
           <w:sz w:val="18"/>
         </w:rPr>
-        <w:t>来源:Bing新闻 | 时间:09-28 16:50</w:t>
+        <w:t>来源:Bing新闻 | 时间:09-28 10:14</w:t>
       </w:r>
     </w:p>
     <w:p>
@@ -1066,7 +1066,7 @@
             <w:color w:val="0563C1"/>
             <w:u w:val="single"/>
           </w:rPr>
-          <w:t>AI眼镜可信视界自律公约深度解读：三大支柱十五条义务，签署企业怎么做？</w:t>
+          <w:t>AI办公硬件新解法，大眼橙联手钉钉推出首款AI听记眼镜</w:t>
         </w:r>
       </w:hyperlink>
     </w:p>
@@ -1090,7 +1090,7 @@
           <w:color w:val="888888"/>
           <w:sz w:val="24"/>
         </w:rPr>
-        <w:t>AI眼镜到底值不值?退货率高，下单前先看</w:t>
+        <w:t>30年经验老鸟：AI让研发提速5倍，“毫无成就感 ，只剩最耗心力工作、新人断档”</w:t>
       </w:r>
     </w:p>
     <w:p>
@@ -1100,7 +1100,7 @@
           <w:color w:val="888888"/>
           <w:sz w:val="18"/>
         </w:rPr>
-        <w:t>来源:Bing新闻 | 时间:09-28 13:22</w:t>
+        <w:t>来源:GameLook | 时间:09-28 09:54</w:t>
       </w:r>
     </w:p>
     <w:p>
@@ -1117,7 +1117,7 @@
             <w:color w:val="0563C1"/>
             <w:u w:val="single"/>
           </w:rPr>
-          <w:t>AI眼镜到底值不值?退货率高，下单前先看</w:t>
+          <w:t>30年经验老鸟：AI让研发提速5倍，“毫无成就感 ，只剩最耗心力工作、新人断档”</w:t>
         </w:r>
       </w:hyperlink>
     </w:p>
@@ -1671,7 +1671,7 @@
           <w:rFonts w:ascii="Times New Roman" w:hAnsi="Times New Roman" w:eastAsia="宋体"/>
           <w:sz w:val="18"/>
         </w:rPr>
-        <w:t>IT之家(60)、GameLook(15)、HackerNews(5)、Bing新闻(7)</w:t>
+        <w:t>IT之家(60)、GameLook(15)、HackerNews(4)、Bing新闻(6)</w:t>
       </w:r>
     </w:p>
     <w:p>

--- a/briefings/线口监测午报-2026-09-29.docx
+++ b/briefings/线口监测午报-2026-09-29.docx
@@ -22,7 +22,7 @@
           <w:color w:val="888888"/>
           <w:sz w:val="18"/>
         </w:rPr>
-        <w:t>监测窗口:近48小时 | 生成时间:2026-09-29 14:57</w:t>
+        <w:t>监测窗口:近48小时 | 生成时间:2026-09-29 22:00</w:t>
       </w:r>
     </w:p>
     <w:p>
@@ -70,7 +70,7 @@
           <w:color w:val="888888"/>
           <w:sz w:val="24"/>
         </w:rPr>
-        <w:t>央视起底网贷诈骗新套路：利用 AI 批量拨号，两月上千人被骗、涉案流水超千万元</w:t>
+        <w:t>赛豆科技 AIVA 首款量产车 ME7 全球首秀：提供纯电与增程版本</w:t>
       </w:r>
     </w:p>
     <w:p>
@@ -80,7 +80,7 @@
           <w:color w:val="888888"/>
           <w:sz w:val="18"/>
         </w:rPr>
-        <w:t>来源:IT之家 | 时间:09-29 14:44</w:t>
+        <w:t>来源:IT之家 | 时间:09-29 20:26</w:t>
       </w:r>
     </w:p>
     <w:p>
@@ -97,7 +97,7 @@
             <w:color w:val="0563C1"/>
             <w:u w:val="single"/>
           </w:rPr>
-          <w:t>央视起底网贷诈骗新套路：利用 AI 批量拨号，两月上千人被骗、涉案流水超千万元</w:t>
+          <w:t>赛豆科技 AIVA 首款量产车 ME7 全球首秀：提供纯电与增程版本</w:t>
         </w:r>
       </w:hyperlink>
     </w:p>
@@ -121,7 +121,7 @@
           <w:color w:val="888888"/>
           <w:sz w:val="24"/>
         </w:rPr>
-        <w:t>麦肯锡：到 2035 年，约 1100 万美国劳动者或因 AI 替代岗位而需转行</w:t>
+        <w:t>DeepSeek Harness 桌面端预览版 v0.2 发布，支持插件安装与自动化任务</w:t>
       </w:r>
     </w:p>
     <w:p>
@@ -131,7 +131,7 @@
           <w:color w:val="888888"/>
           <w:sz w:val="18"/>
         </w:rPr>
-        <w:t>来源:IT之家 | 时间:09-29 14:26</w:t>
+        <w:t>来源:IT之家 | 时间:09-29 20:24</w:t>
       </w:r>
     </w:p>
     <w:p>
@@ -148,7 +148,7 @@
             <w:color w:val="0563C1"/>
             <w:u w:val="single"/>
           </w:rPr>
-          <w:t>麦肯锡：到 2035 年，约 1100 万美国劳动者或因 AI 替代岗位而需转行</w:t>
+          <w:t>DeepSeek Harness 桌面端预览版 v0.2 发布，支持插件安装与自动化任务</w:t>
         </w:r>
       </w:hyperlink>
     </w:p>
@@ -172,7 +172,7 @@
           <w:color w:val="888888"/>
           <w:sz w:val="24"/>
         </w:rPr>
-        <w:t>微软优化 Edge 浏览器：网页提示不乱跑、扩展 AI 智能体技能</w:t>
+        <w:t>荣耀 Magic9 全系机型获首批“AI 智能体手机”入网认证</w:t>
       </w:r>
     </w:p>
     <w:p>
@@ -182,7 +182,7 @@
           <w:color w:val="888888"/>
           <w:sz w:val="18"/>
         </w:rPr>
-        <w:t>来源:IT之家 | 时间:09-29 12:02</w:t>
+        <w:t>来源:IT之家 | 时间:09-29 19:46</w:t>
       </w:r>
     </w:p>
     <w:p>
@@ -199,7 +199,7 @@
             <w:color w:val="0563C1"/>
             <w:u w:val="single"/>
           </w:rPr>
-          <w:t>微软优化 Edge 浏览器：网页提示不乱跑、扩展 AI 智能体技能</w:t>
+          <w:t>荣耀 Magic9 全系机型获首批“AI 智能体手机”入网认证</w:t>
         </w:r>
       </w:hyperlink>
     </w:p>
@@ -223,7 +223,7 @@
           <w:color w:val="888888"/>
           <w:sz w:val="24"/>
         </w:rPr>
-        <w:t>华为 MatePad Air Z 平板开售：麒麟 T93SD 处理器、12 英寸 LCD 屏，叠加国补后到手价 2999 元起</w:t>
+        <w:t>吉利首款 AI 全地形硬核 SUV：银河战舰 700 将于 10 月 10 日正式上市，预售价 19.98 万元起</w:t>
       </w:r>
     </w:p>
     <w:p>
@@ -233,7 +233,7 @@
           <w:color w:val="888888"/>
           <w:sz w:val="18"/>
         </w:rPr>
-        <w:t>来源:IT之家 | 时间:09-29 11:35</w:t>
+        <w:t>来源:IT之家 | 时间:09-29 19:28</w:t>
       </w:r>
     </w:p>
     <w:p>
@@ -250,7 +250,7 @@
             <w:color w:val="0563C1"/>
             <w:u w:val="single"/>
           </w:rPr>
-          <w:t>华为 MatePad Air Z 平板开售：麒麟 T93SD 处理器、12 英寸 LCD 屏，叠加国补后到手价 2999 元起</w:t>
+          <w:t>吉利首款 AI 全地形硬核 SUV：银河战舰 700 将于 10 月 10 日正式上市，预售价 19.98 万元起</w:t>
         </w:r>
       </w:hyperlink>
     </w:p>
@@ -274,7 +274,7 @@
           <w:color w:val="888888"/>
           <w:sz w:val="24"/>
         </w:rPr>
-        <w:t>微软纳德拉：AI 行业“有点飘了”，呼吁回归用户需求</w:t>
+        <w:t>荣耀 AI 耳夹耳机 FlyClip Pro 开售：国补价 389.7 元，续航 44 小时</w:t>
       </w:r>
     </w:p>
     <w:p>
@@ -284,7 +284,7 @@
           <w:color w:val="888888"/>
           <w:sz w:val="18"/>
         </w:rPr>
-        <w:t>来源:IT之家 | 时间:09-29 11:21</w:t>
+        <w:t>来源:IT之家 | 时间:09-29 19:06</w:t>
       </w:r>
     </w:p>
     <w:p>
@@ -301,7 +301,7 @@
             <w:color w:val="0563C1"/>
             <w:u w:val="single"/>
           </w:rPr>
-          <w:t>微软纳德拉：AI 行业“有点飘了”，呼吁回归用户需求</w:t>
+          <w:t>荣耀 AI 耳夹耳机 FlyClip Pro 开售：国补价 389.7 元，续航 44 小时</w:t>
         </w:r>
       </w:hyperlink>
     </w:p>
@@ -325,7 +325,7 @@
           <w:color w:val="888888"/>
           <w:sz w:val="24"/>
         </w:rPr>
-        <w:t>三星系 6 家企业向 AI 基础设施公司 Helix 合计投资 10 亿美元</w:t>
+        <w:t>EVGA 内部人士回顾与英伟达合作：公版显卡的出现导致 AIC 承压，曾亏本销售 MSRP 型号</w:t>
       </w:r>
     </w:p>
     <w:p>
@@ -335,7 +335,7 @@
           <w:color w:val="888888"/>
           <w:sz w:val="18"/>
         </w:rPr>
-        <w:t>来源:IT之家 | 时间:09-29 10:55</w:t>
+        <w:t>来源:IT之家 | 时间:09-29 18:28</w:t>
       </w:r>
     </w:p>
     <w:p>
@@ -352,7 +352,7 @@
             <w:color w:val="0563C1"/>
             <w:u w:val="single"/>
           </w:rPr>
-          <w:t>三星系 6 家企业向 AI 基础设施公司 Helix 合计投资 10 亿美元</w:t>
+          <w:t>EVGA 内部人士回顾与英伟达合作：公版显卡的出现导致 AIC 承压，曾亏本销售 MSRP 型号</w:t>
         </w:r>
       </w:hyperlink>
     </w:p>
@@ -376,7 +376,7 @@
           <w:color w:val="888888"/>
           <w:sz w:val="24"/>
         </w:rPr>
-        <w:t>AI 写作特征减少：Claude Opus 5.5 破折号使用量下降约 95%、分号下降 73%</w:t>
+        <w:t>Meta 推出小型企业版 Muse 智能体：可分析 FB / IG 数据，兼容 Canva、Figma 和 Slack 等工具</w:t>
       </w:r>
     </w:p>
     <w:p>
@@ -386,7 +386,7 @@
           <w:color w:val="888888"/>
           <w:sz w:val="18"/>
         </w:rPr>
-        <w:t>来源:IT之家 | 时间:09-29 10:42</w:t>
+        <w:t>来源:IT之家 | 时间:09-29 18:04</w:t>
       </w:r>
     </w:p>
     <w:p>
@@ -403,7 +403,7 @@
             <w:color w:val="0563C1"/>
             <w:u w:val="single"/>
           </w:rPr>
-          <w:t>AI 写作特征减少：Claude Opus 5.5 破折号使用量下降约 95%、分号下降 73%</w:t>
+          <w:t>Meta 推出小型企业版 Muse 智能体：可分析 FB / IG 数据，兼容 Canva、Figma 和 Slack 等工具</w:t>
         </w:r>
       </w:hyperlink>
     </w:p>
@@ -427,7 +427,7 @@
           <w:color w:val="888888"/>
           <w:sz w:val="24"/>
         </w:rPr>
-        <w:t>Anthropic IPO 招股书警示：AI 有可能造成人类灭绝</w:t>
+        <w:t>AI companies leak data to advertisers [pdf]</w:t>
       </w:r>
     </w:p>
     <w:p>
@@ -437,7 +437,7 @@
           <w:color w:val="888888"/>
           <w:sz w:val="18"/>
         </w:rPr>
-        <w:t>来源:IT之家 | 时间:09-29 10:16</w:t>
+        <w:t>来源:Hacker News | 时间:09-29 17:03</w:t>
       </w:r>
     </w:p>
     <w:p>
@@ -454,7 +454,160 @@
             <w:color w:val="0563C1"/>
             <w:u w:val="single"/>
           </w:rPr>
-          <w:t>Anthropic IPO 招股书警示：AI 有可能造成人类灭绝</w:t>
+          <w:t>AI companies leak data to advertisers [pdf]</w:t>
+        </w:r>
+      </w:hyperlink>
+    </w:p>
+    <w:p>
+      <w:pPr>
+        <w:pStyle w:val="Heading3"/>
+      </w:pPr>
+      <w:r>
+        <w:rPr>
+          <w:rFonts w:ascii="Times New Roman" w:hAnsi="Times New Roman" w:eastAsia="黑体"/>
+          <w:b w:val="0"/>
+          <w:color w:val="888888"/>
+          <w:sz w:val="24"/>
+        </w:rPr>
+        <w:t>【C级·参考】</w:t>
+      </w:r>
+      <w:r>
+        <w:rPr>
+          <w:rFonts w:ascii="Times New Roman" w:hAnsi="Times New Roman" w:eastAsia="黑体"/>
+          <w:b w:val="0"/>
+          <w:color w:val="888888"/>
+          <w:sz w:val="24"/>
+        </w:rPr>
+        <w:t>AI眼镜的底层生意经：终端火热，光峰科技等上游企业受益</w:t>
+      </w:r>
+    </w:p>
+    <w:p>
+      <w:r>
+        <w:rPr>
+          <w:rFonts w:ascii="Times New Roman" w:hAnsi="Times New Roman" w:eastAsia="宋体"/>
+          <w:color w:val="888888"/>
+          <w:sz w:val="18"/>
+        </w:rPr>
+        <w:t>来源:Bing新闻 | 时间:09-29 14:45</w:t>
+      </w:r>
+    </w:p>
+    <w:p>
+      <w:r>
+        <w:rPr>
+          <w:rFonts w:ascii="Times New Roman" w:hAnsi="Times New Roman" w:eastAsia="宋体"/>
+          <w:sz w:val="18"/>
+        </w:rPr>
+        <w:t>链接:</w:t>
+      </w:r>
+      <w:hyperlink r:id="rId17">
+        <w:r>
+          <w:rPr>
+            <w:color w:val="0563C1"/>
+            <w:u w:val="single"/>
+          </w:rPr>
+          <w:t>AI眼镜的底层生意经：终端火热，光峰科技等上游企业受益</w:t>
+        </w:r>
+      </w:hyperlink>
+    </w:p>
+    <w:p>
+      <w:pPr>
+        <w:pStyle w:val="Heading3"/>
+      </w:pPr>
+      <w:r>
+        <w:rPr>
+          <w:rFonts w:ascii="Times New Roman" w:hAnsi="Times New Roman" w:eastAsia="黑体"/>
+          <w:b w:val="0"/>
+          <w:color w:val="888888"/>
+          <w:sz w:val="24"/>
+        </w:rPr>
+        <w:t>【C级·参考】</w:t>
+      </w:r>
+      <w:r>
+        <w:rPr>
+          <w:rFonts w:ascii="Times New Roman" w:hAnsi="Times New Roman" w:eastAsia="黑体"/>
+          <w:b w:val="0"/>
+          <w:color w:val="888888"/>
+          <w:sz w:val="24"/>
+        </w:rPr>
+        <w:t>把 AI 挂在钥匙扣上，把头显改成眼镜，让 Muse 帮你赚钱</w:t>
+      </w:r>
+    </w:p>
+    <w:p>
+      <w:r>
+        <w:rPr>
+          <w:rFonts w:ascii="Times New Roman" w:hAnsi="Times New Roman" w:eastAsia="宋体"/>
+          <w:color w:val="888888"/>
+          <w:sz w:val="18"/>
+        </w:rPr>
+        <w:t>来源:Bing新闻 | 时间:09-29 14:12</w:t>
+      </w:r>
+    </w:p>
+    <w:p>
+      <w:r>
+        <w:rPr>
+          <w:rFonts w:ascii="Times New Roman" w:hAnsi="Times New Roman" w:eastAsia="宋体"/>
+          <w:sz w:val="18"/>
+        </w:rPr>
+        <w:t>链接:</w:t>
+      </w:r>
+      <w:hyperlink r:id="rId18">
+        <w:r>
+          <w:rPr>
+            <w:color w:val="0563C1"/>
+            <w:u w:val="single"/>
+          </w:rPr>
+          <w:t>把 AI 挂在钥匙扣上，把头显改成眼镜，让 Muse 帮你赚钱</w:t>
+        </w:r>
+      </w:hyperlink>
+    </w:p>
+    <w:p>
+      <w:pPr>
+        <w:pStyle w:val="Heading3"/>
+      </w:pPr>
+      <w:r>
+        <w:rPr>
+          <w:rFonts w:ascii="Times New Roman" w:hAnsi="Times New Roman" w:eastAsia="黑体"/>
+          <w:b w:val="0"/>
+          <w:color w:val="888888"/>
+          <w:sz w:val="24"/>
+        </w:rPr>
+        <w:t>【C级·参考】</w:t>
+      </w:r>
+      <w:r>
+        <w:rPr>
+          <w:rFonts w:ascii="Times New Roman" w:hAnsi="Times New Roman" w:eastAsia="黑体"/>
+          <w:b w:val="0"/>
+          <w:color w:val="888888"/>
+          <w:sz w:val="24"/>
+        </w:rPr>
+        <w:t>专访Rokid副总裁蔡国祥：未来3年—5年AI眼镜有望成主流，只要不亏就先做探索</w:t>
+      </w:r>
+    </w:p>
+    <w:p>
+      <w:r>
+        <w:rPr>
+          <w:rFonts w:ascii="Times New Roman" w:hAnsi="Times New Roman" w:eastAsia="宋体"/>
+          <w:color w:val="888888"/>
+          <w:sz w:val="18"/>
+        </w:rPr>
+        <w:t>来源:Bing新闻 | 时间:09-29 11:33</w:t>
+      </w:r>
+    </w:p>
+    <w:p>
+      <w:r>
+        <w:rPr>
+          <w:rFonts w:ascii="Times New Roman" w:hAnsi="Times New Roman" w:eastAsia="宋体"/>
+          <w:sz w:val="18"/>
+        </w:rPr>
+        <w:t>链接:</w:t>
+      </w:r>
+      <w:hyperlink r:id="rId19">
+        <w:r>
+          <w:rPr>
+            <w:color w:val="0563C1"/>
+            <w:u w:val="single"/>
+          </w:rPr>
+          <w:t>专访Rokid副总裁蔡国祥：未来3年—5年AI眼镜有望成主流，只要不亏就先做探索</w:t>
         </w:r>
       </w:hyperlink>
     </w:p>
@@ -499,7 +652,7 @@
         </w:rPr>
         <w:t>链接:</w:t>
       </w:r>
-      <w:hyperlink r:id="rId17">
+      <w:hyperlink r:id="rId20">
         <w:r>
           <w:rPr>
             <w:color w:val="0563C1"/>
@@ -550,7 +703,7 @@
         </w:rPr>
         <w:t>链接:</w:t>
       </w:r>
-      <w:hyperlink r:id="rId18">
+      <w:hyperlink r:id="rId21">
         <w:r>
           <w:rPr>
             <w:color w:val="0563C1"/>
@@ -601,64 +754,13 @@
         </w:rPr>
         <w:t>链接:</w:t>
       </w:r>
-      <w:hyperlink r:id="rId19">
+      <w:hyperlink r:id="rId22">
         <w:r>
           <w:rPr>
             <w:color w:val="0563C1"/>
             <w:u w:val="single"/>
           </w:rPr>
           <w:t>米哈游AI大佬揭秘：会说话的NPC与会做游戏的Agent，《崩坏》先行一步？</w:t>
-        </w:r>
-      </w:hyperlink>
-    </w:p>
-    <w:p>
-      <w:pPr>
-        <w:pStyle w:val="Heading3"/>
-      </w:pPr>
-      <w:r>
-        <w:rPr>
-          <w:rFonts w:ascii="Times New Roman" w:hAnsi="Times New Roman" w:eastAsia="黑体"/>
-          <w:b w:val="0"/>
-          <w:color w:val="888888"/>
-          <w:sz w:val="24"/>
-        </w:rPr>
-        <w:t>【C级·参考】</w:t>
-      </w:r>
-      <w:r>
-        <w:rPr>
-          <w:rFonts w:ascii="Times New Roman" w:hAnsi="Times New Roman" w:eastAsia="黑体"/>
-          <w:b w:val="0"/>
-          <w:color w:val="888888"/>
-          <w:sz w:val="24"/>
-        </w:rPr>
-        <w:t>徐作为：从U盘到AI眼镜，以自主创新挺起中国智造脊梁</w:t>
-      </w:r>
-    </w:p>
-    <w:p>
-      <w:r>
-        <w:rPr>
-          <w:rFonts w:ascii="Times New Roman" w:hAnsi="Times New Roman" w:eastAsia="宋体"/>
-          <w:color w:val="888888"/>
-          <w:sz w:val="18"/>
-        </w:rPr>
-        <w:t>来源:Bing新闻 | 时间:09-29 05:02</w:t>
-      </w:r>
-    </w:p>
-    <w:p>
-      <w:r>
-        <w:rPr>
-          <w:rFonts w:ascii="Times New Roman" w:hAnsi="Times New Roman" w:eastAsia="宋体"/>
-          <w:sz w:val="18"/>
-        </w:rPr>
-        <w:t>链接:</w:t>
-      </w:r>
-      <w:hyperlink r:id="rId20">
-        <w:r>
-          <w:rPr>
-            <w:color w:val="0563C1"/>
-            <w:u w:val="single"/>
-          </w:rPr>
-          <w:t>徐作为：从U盘到AI眼镜，以自主创新挺起中国智造脊梁</w:t>
         </w:r>
       </w:hyperlink>
     </w:p>
@@ -703,166 +805,13 @@
         </w:rPr>
         <w:t>链接:</w:t>
       </w:r>
-      <w:hyperlink r:id="rId21">
+      <w:hyperlink r:id="rId23">
         <w:r>
           <w:rPr>
             <w:color w:val="0563C1"/>
             <w:u w:val="single"/>
           </w:rPr>
           <w:t>Jeff – Jev-compatible 0.8B decision models, trained at home, ~30 ms</w:t>
-        </w:r>
-      </w:hyperlink>
-    </w:p>
-    <w:p>
-      <w:pPr>
-        <w:pStyle w:val="Heading3"/>
-      </w:pPr>
-      <w:r>
-        <w:rPr>
-          <w:rFonts w:ascii="Times New Roman" w:hAnsi="Times New Roman" w:eastAsia="黑体"/>
-          <w:b w:val="0"/>
-          <w:color w:val="888888"/>
-          <w:sz w:val="24"/>
-        </w:rPr>
-        <w:t>【C级·参考】</w:t>
-      </w:r>
-      <w:r>
-        <w:rPr>
-          <w:rFonts w:ascii="Times New Roman" w:hAnsi="Times New Roman" w:eastAsia="黑体"/>
-          <w:b w:val="0"/>
-          <w:color w:val="888888"/>
-          <w:sz w:val="24"/>
-        </w:rPr>
-        <w:t>It's Time to Investigate the AI Labs</w:t>
-      </w:r>
-    </w:p>
-    <w:p>
-      <w:r>
-        <w:rPr>
-          <w:rFonts w:ascii="Times New Roman" w:hAnsi="Times New Roman" w:eastAsia="宋体"/>
-          <w:color w:val="888888"/>
-          <w:sz w:val="18"/>
-        </w:rPr>
-        <w:t>来源:Hacker News | 时间:09-29 03:53</w:t>
-      </w:r>
-    </w:p>
-    <w:p>
-      <w:r>
-        <w:rPr>
-          <w:rFonts w:ascii="Times New Roman" w:hAnsi="Times New Roman" w:eastAsia="宋体"/>
-          <w:sz w:val="18"/>
-        </w:rPr>
-        <w:t>链接:</w:t>
-      </w:r>
-      <w:hyperlink r:id="rId22">
-        <w:r>
-          <w:rPr>
-            <w:color w:val="0563C1"/>
-            <w:u w:val="single"/>
-          </w:rPr>
-          <w:t>It's Time to Investigate the AI Labs</w:t>
-        </w:r>
-      </w:hyperlink>
-    </w:p>
-    <w:p>
-      <w:pPr>
-        <w:pStyle w:val="Heading3"/>
-      </w:pPr>
-      <w:r>
-        <w:rPr>
-          <w:rFonts w:ascii="Times New Roman" w:hAnsi="Times New Roman" w:eastAsia="黑体"/>
-          <w:b w:val="0"/>
-          <w:color w:val="888888"/>
-          <w:sz w:val="24"/>
-        </w:rPr>
-        <w:t>【C级·参考】</w:t>
-      </w:r>
-      <w:r>
-        <w:rPr>
-          <w:rFonts w:ascii="Times New Roman" w:hAnsi="Times New Roman" w:eastAsia="黑体"/>
-          <w:b w:val="0"/>
-          <w:color w:val="888888"/>
-          <w:sz w:val="24"/>
-        </w:rPr>
-        <w:t>Nvidia wants to put a watchdog chip next to every AI agent</w:t>
-      </w:r>
-    </w:p>
-    <w:p>
-      <w:r>
-        <w:rPr>
-          <w:rFonts w:ascii="Times New Roman" w:hAnsi="Times New Roman" w:eastAsia="宋体"/>
-          <w:color w:val="888888"/>
-          <w:sz w:val="18"/>
-        </w:rPr>
-        <w:t>来源:Hacker News | 时间:09-28 23:46</w:t>
-      </w:r>
-    </w:p>
-    <w:p>
-      <w:r>
-        <w:rPr>
-          <w:rFonts w:ascii="Times New Roman" w:hAnsi="Times New Roman" w:eastAsia="宋体"/>
-          <w:sz w:val="18"/>
-        </w:rPr>
-        <w:t>链接:</w:t>
-      </w:r>
-      <w:hyperlink r:id="rId23">
-        <w:r>
-          <w:rPr>
-            <w:color w:val="0563C1"/>
-            <w:u w:val="single"/>
-          </w:rPr>
-          <w:t>Nvidia wants to put a watchdog chip next to every AI agent</w:t>
-        </w:r>
-      </w:hyperlink>
-    </w:p>
-    <w:p>
-      <w:pPr>
-        <w:pStyle w:val="Heading3"/>
-      </w:pPr>
-      <w:r>
-        <w:rPr>
-          <w:rFonts w:ascii="Times New Roman" w:hAnsi="Times New Roman" w:eastAsia="黑体"/>
-          <w:b w:val="0"/>
-          <w:color w:val="888888"/>
-          <w:sz w:val="24"/>
-        </w:rPr>
-        <w:t>【C级·参考】</w:t>
-      </w:r>
-      <w:r>
-        <w:rPr>
-          <w:rFonts w:ascii="Times New Roman" w:hAnsi="Times New Roman" w:eastAsia="黑体"/>
-          <w:b w:val="0"/>
-          <w:color w:val="888888"/>
-          <w:sz w:val="24"/>
-        </w:rPr>
-        <w:t>Omdia：2026年上半年全球AI眼镜出货量增长超一倍，创下420万副的历史新高</w:t>
-      </w:r>
-    </w:p>
-    <w:p>
-      <w:r>
-        <w:rPr>
-          <w:rFonts w:ascii="Times New Roman" w:hAnsi="Times New Roman" w:eastAsia="宋体"/>
-          <w:color w:val="888888"/>
-          <w:sz w:val="18"/>
-        </w:rPr>
-        <w:t>来源:Bing新闻 | 时间:09-28 22:29</w:t>
-      </w:r>
-    </w:p>
-    <w:p>
-      <w:r>
-        <w:rPr>
-          <w:rFonts w:ascii="Times New Roman" w:hAnsi="Times New Roman" w:eastAsia="宋体"/>
-          <w:sz w:val="18"/>
-        </w:rPr>
-        <w:t>链接:</w:t>
-      </w:r>
-      <w:hyperlink r:id="rId24">
-        <w:r>
-          <w:rPr>
-            <w:color w:val="0563C1"/>
-            <w:u w:val="single"/>
-          </w:rPr>
-          <w:t>Omdia：2026年上半年全球AI眼镜出货量增长超一倍，创下420万副的历史新高</w:t>
         </w:r>
       </w:hyperlink>
     </w:p>
@@ -907,64 +856,13 @@
         </w:rPr>
         <w:t>链接:</w:t>
       </w:r>
-      <w:hyperlink r:id="rId25">
+      <w:hyperlink r:id="rId24">
         <w:r>
           <w:rPr>
             <w:color w:val="0563C1"/>
             <w:u w:val="single"/>
           </w:rPr>
           <w:t>全球AI眼镜2025年出货量达870万台 2026年有望突破千万台</w:t>
-        </w:r>
-      </w:hyperlink>
-    </w:p>
-    <w:p>
-      <w:pPr>
-        <w:pStyle w:val="Heading3"/>
-      </w:pPr>
-      <w:r>
-        <w:rPr>
-          <w:rFonts w:ascii="Times New Roman" w:hAnsi="Times New Roman" w:eastAsia="黑体"/>
-          <w:b w:val="0"/>
-          <w:color w:val="888888"/>
-          <w:sz w:val="24"/>
-        </w:rPr>
-        <w:t>【C级·参考】</w:t>
-      </w:r>
-      <w:r>
-        <w:rPr>
-          <w:rFonts w:ascii="Times New Roman" w:hAnsi="Times New Roman" w:eastAsia="黑体"/>
-          <w:b w:val="0"/>
-          <w:color w:val="888888"/>
-          <w:sz w:val="24"/>
-        </w:rPr>
-        <w:t>酷派推出 699 元 AI 智能眼镜：800W 像素摄像头，支持抖音直播、视频通话、在线翻译</w:t>
-      </w:r>
-    </w:p>
-    <w:p>
-      <w:r>
-        <w:rPr>
-          <w:rFonts w:ascii="Times New Roman" w:hAnsi="Times New Roman" w:eastAsia="宋体"/>
-          <w:color w:val="888888"/>
-          <w:sz w:val="18"/>
-        </w:rPr>
-        <w:t>来源:Bing新闻 | 时间:09-28 19:59</w:t>
-      </w:r>
-    </w:p>
-    <w:p>
-      <w:r>
-        <w:rPr>
-          <w:rFonts w:ascii="Times New Roman" w:hAnsi="Times New Roman" w:eastAsia="宋体"/>
-          <w:sz w:val="18"/>
-        </w:rPr>
-        <w:t>链接:</w:t>
-      </w:r>
-      <w:hyperlink r:id="rId26">
-        <w:r>
-          <w:rPr>
-            <w:color w:val="0563C1"/>
-            <w:u w:val="single"/>
-          </w:rPr>
-          <w:t>酷派推出 699 元 AI 智能眼镜：800W 像素摄像头，支持抖音直播、视频通话、在线翻译</w:t>
         </w:r>
       </w:hyperlink>
     </w:p>
@@ -1009,7 +907,7 @@
         </w:rPr>
         <w:t>链接:</w:t>
       </w:r>
-      <w:hyperlink r:id="rId27">
+      <w:hyperlink r:id="rId25">
         <w:r>
           <w:rPr>
             <w:color w:val="0563C1"/>
@@ -1060,7 +958,7 @@
         </w:rPr>
         <w:t>链接:</w:t>
       </w:r>
-      <w:hyperlink r:id="rId28">
+      <w:hyperlink r:id="rId26">
         <w:r>
           <w:rPr>
             <w:color w:val="0563C1"/>
@@ -1111,7 +1009,7 @@
         </w:rPr>
         <w:t>链接:</w:t>
       </w:r>
-      <w:hyperlink r:id="rId29">
+      <w:hyperlink r:id="rId27">
         <w:r>
           <w:rPr>
             <w:color w:val="0563C1"/>
@@ -1153,7 +1051,7 @@
           <w:color w:val="888888"/>
           <w:sz w:val="24"/>
         </w:rPr>
-        <w:t>IDC：今年上半年全球人形机器人出货近 2.5 万台同比增长 432.1%，中国独占 1.9 万台</w:t>
+        <w:t>奔赴南海科考，我国自主研发 4500 米级深海作业机器人启航</w:t>
       </w:r>
     </w:p>
     <w:p>
@@ -1163,7 +1061,7 @@
           <w:color w:val="888888"/>
           <w:sz w:val="18"/>
         </w:rPr>
-        <w:t>来源:IT之家 | 时间:09-29 11:31</w:t>
+        <w:t>来源:IT之家 | 时间:09-29 21:29</w:t>
       </w:r>
     </w:p>
     <w:p>
@@ -1174,13 +1072,64 @@
         </w:rPr>
         <w:t>链接:</w:t>
       </w:r>
-      <w:hyperlink r:id="rId30">
+      <w:hyperlink r:id="rId28">
         <w:r>
           <w:rPr>
             <w:color w:val="0563C1"/>
             <w:u w:val="single"/>
           </w:rPr>
-          <w:t>IDC：今年上半年全球人形机器人出货近 2.5 万台同比增长 432.1%，中国独占 1.9 万台</w:t>
+          <w:t>奔赴南海科考，我国自主研发 4500 米级深海作业机器人启航</w:t>
+        </w:r>
+      </w:hyperlink>
+    </w:p>
+    <w:p>
+      <w:pPr>
+        <w:pStyle w:val="Heading3"/>
+      </w:pPr>
+      <w:r>
+        <w:rPr>
+          <w:rFonts w:ascii="Times New Roman" w:hAnsi="Times New Roman" w:eastAsia="黑体"/>
+          <w:b w:val="0"/>
+          <w:color w:val="888888"/>
+          <w:sz w:val="24"/>
+        </w:rPr>
+        <w:t>【C级·参考|本地】</w:t>
+      </w:r>
+      <w:r>
+        <w:rPr>
+          <w:rFonts w:ascii="Times New Roman" w:hAnsi="Times New Roman" w:eastAsia="黑体"/>
+          <w:b w:val="0"/>
+          <w:color w:val="888888"/>
+          <w:sz w:val="24"/>
+        </w:rPr>
+        <w:t>深圳智能家居等购新补贴扩围至 10 类，含智能马桶、清洁机器人等</w:t>
+      </w:r>
+    </w:p>
+    <w:p>
+      <w:r>
+        <w:rPr>
+          <w:rFonts w:ascii="Times New Roman" w:hAnsi="Times New Roman" w:eastAsia="宋体"/>
+          <w:color w:val="888888"/>
+          <w:sz w:val="18"/>
+        </w:rPr>
+        <w:t>来源:IT之家 | 时间:09-29 16:53</w:t>
+      </w:r>
+    </w:p>
+    <w:p>
+      <w:r>
+        <w:rPr>
+          <w:rFonts w:ascii="Times New Roman" w:hAnsi="Times New Roman" w:eastAsia="宋体"/>
+          <w:sz w:val="18"/>
+        </w:rPr>
+        <w:t>链接:</w:t>
+      </w:r>
+      <w:hyperlink r:id="rId29">
+        <w:r>
+          <w:rPr>
+            <w:color w:val="0563C1"/>
+            <w:u w:val="single"/>
+          </w:rPr>
+          <w:t>深圳智能家居等购新补贴扩围至 10 类，含智能马桶、清洁机器人等</w:t>
         </w:r>
       </w:hyperlink>
     </w:p>
@@ -1216,7 +1165,7 @@
           <w:color w:val="888888"/>
           <w:sz w:val="24"/>
         </w:rPr>
-        <w:t>LG Innotek 将用自动驾驶汽车为自动驾驶传感系统开发收集数据</w:t>
+        <w:t>奇瑞 2027 款纵横 G700 车型上市：限时 30.49 万元起，搭载华为乾崑智驾 ADS 5</w:t>
       </w:r>
     </w:p>
     <w:p>
@@ -1226,7 +1175,7 @@
           <w:color w:val="888888"/>
           <w:sz w:val="18"/>
         </w:rPr>
-        <w:t>来源:IT之家 | 时间:09-29 11:38</w:t>
+        <w:t>来源:IT之家 | 时间:09-29 20:39</w:t>
       </w:r>
     </w:p>
     <w:p>
@@ -1237,13 +1186,13 @@
         </w:rPr>
         <w:t>链接:</w:t>
       </w:r>
-      <w:hyperlink r:id="rId31">
+      <w:hyperlink r:id="rId30">
         <w:r>
           <w:rPr>
             <w:color w:val="0563C1"/>
             <w:u w:val="single"/>
           </w:rPr>
-          <w:t>LG Innotek 将用自动驾驶汽车为自动驾驶传感系统开发收集数据</w:t>
+          <w:t>奇瑞 2027 款纵横 G700 车型上市：限时 30.49 万元起，搭载华为乾崑智驾 ADS 5</w:t>
         </w:r>
       </w:hyperlink>
     </w:p>
@@ -1296,7 +1245,7 @@
           <w:color w:val="888888"/>
           <w:sz w:val="24"/>
         </w:rPr>
-        <w:t>《巫师 3：狂猎重制版》游戏 PC 配置要求公布：正式停止支持微软 Win10</w:t>
+        <w:t>Steam 新一周游戏销量榜：《EA SPORTS FC 27》反超《战狗》登顶</w:t>
       </w:r>
     </w:p>
     <w:p>
@@ -1306,7 +1255,58 @@
           <w:color w:val="888888"/>
           <w:sz w:val="18"/>
         </w:rPr>
-        <w:t>来源:IT之家 | 时间:09-29 13:34</w:t>
+        <w:t>来源:IT之家 | 时间:09-29 21:31</w:t>
+      </w:r>
+    </w:p>
+    <w:p>
+      <w:r>
+        <w:rPr>
+          <w:rFonts w:ascii="Times New Roman" w:hAnsi="Times New Roman" w:eastAsia="宋体"/>
+          <w:sz w:val="18"/>
+        </w:rPr>
+        <w:t>链接:</w:t>
+      </w:r>
+      <w:hyperlink r:id="rId31">
+        <w:r>
+          <w:rPr>
+            <w:color w:val="0563C1"/>
+            <w:u w:val="single"/>
+          </w:rPr>
+          <w:t>Steam 新一周游戏销量榜：《EA SPORTS FC 27》反超《战狗》登顶</w:t>
+        </w:r>
+      </w:hyperlink>
+    </w:p>
+    <w:p>
+      <w:pPr>
+        <w:pStyle w:val="Heading3"/>
+      </w:pPr>
+      <w:r>
+        <w:rPr>
+          <w:rFonts w:ascii="Times New Roman" w:hAnsi="Times New Roman" w:eastAsia="黑体"/>
+          <w:b w:val="0"/>
+          <w:color w:val="888888"/>
+          <w:sz w:val="24"/>
+        </w:rPr>
+        <w:t>【C级·参考】</w:t>
+      </w:r>
+      <w:r>
+        <w:rPr>
+          <w:rFonts w:ascii="Times New Roman" w:hAnsi="Times New Roman" w:eastAsia="黑体"/>
+          <w:b w:val="0"/>
+          <w:color w:val="888888"/>
+          <w:sz w:val="24"/>
+        </w:rPr>
+        <w:t>iQOO 头戴电竞耳机发布：四模式低延迟连接，售价 699 元</w:t>
+      </w:r>
+    </w:p>
+    <w:p>
+      <w:r>
+        <w:rPr>
+          <w:rFonts w:ascii="Times New Roman" w:hAnsi="Times New Roman" w:eastAsia="宋体"/>
+          <w:color w:val="888888"/>
+          <w:sz w:val="18"/>
+        </w:rPr>
+        <w:t>来源:IT之家 | 时间:09-29 20:42</w:t>
       </w:r>
     </w:p>
     <w:p>
@@ -1323,7 +1323,160 @@
             <w:color w:val="0563C1"/>
             <w:u w:val="single"/>
           </w:rPr>
-          <w:t>《巫师 3：狂猎重制版》游戏 PC 配置要求公布：正式停止支持微软 Win10</w:t>
+          <w:t>iQOO 头戴电竞耳机发布：四模式低延迟连接，售价 699 元</w:t>
+        </w:r>
+      </w:hyperlink>
+    </w:p>
+    <w:p>
+      <w:pPr>
+        <w:pStyle w:val="Heading3"/>
+      </w:pPr>
+      <w:r>
+        <w:rPr>
+          <w:rFonts w:ascii="Times New Roman" w:hAnsi="Times New Roman" w:eastAsia="黑体"/>
+          <w:b w:val="0"/>
+          <w:color w:val="888888"/>
+          <w:sz w:val="24"/>
+        </w:rPr>
+        <w:t>【C级·参考】</w:t>
+      </w:r>
+      <w:r>
+        <w:rPr>
+          <w:rFonts w:ascii="Times New Roman" w:hAnsi="Times New Roman" w:eastAsia="黑体"/>
+          <w:b w:val="0"/>
+          <w:color w:val="888888"/>
+          <w:sz w:val="24"/>
+        </w:rPr>
+        <w:t>火影 T5A 2026 款游戏本发售：酷睿 i5-13420H + RTX 3050，5499 元起</w:t>
+      </w:r>
+    </w:p>
+    <w:p>
+      <w:r>
+        <w:rPr>
+          <w:rFonts w:ascii="Times New Roman" w:hAnsi="Times New Roman" w:eastAsia="宋体"/>
+          <w:color w:val="888888"/>
+          <w:sz w:val="18"/>
+        </w:rPr>
+        <w:t>来源:IT之家 | 时间:09-29 20:04</w:t>
+      </w:r>
+    </w:p>
+    <w:p>
+      <w:r>
+        <w:rPr>
+          <w:rFonts w:ascii="Times New Roman" w:hAnsi="Times New Roman" w:eastAsia="宋体"/>
+          <w:sz w:val="18"/>
+        </w:rPr>
+        <w:t>链接:</w:t>
+      </w:r>
+      <w:hyperlink r:id="rId33">
+        <w:r>
+          <w:rPr>
+            <w:color w:val="0563C1"/>
+            <w:u w:val="single"/>
+          </w:rPr>
+          <w:t>火影 T5A 2026 款游戏本发售：酷睿 i5-13420H + RTX 3050，5499 元起</w:t>
+        </w:r>
+      </w:hyperlink>
+    </w:p>
+    <w:p>
+      <w:pPr>
+        <w:pStyle w:val="Heading3"/>
+      </w:pPr>
+      <w:r>
+        <w:rPr>
+          <w:rFonts w:ascii="Times New Roman" w:hAnsi="Times New Roman" w:eastAsia="黑体"/>
+          <w:b w:val="0"/>
+          <w:color w:val="888888"/>
+          <w:sz w:val="24"/>
+        </w:rPr>
+        <w:t>【C级·参考】</w:t>
+      </w:r>
+      <w:r>
+        <w:rPr>
+          <w:rFonts w:ascii="Times New Roman" w:hAnsi="Times New Roman" w:eastAsia="黑体"/>
+          <w:b w:val="0"/>
+          <w:color w:val="888888"/>
+          <w:sz w:val="24"/>
+        </w:rPr>
+        <w:t>《巫师 3：狂猎 — 重制版》游戏今日上线，原版玩家可免费升级</w:t>
+      </w:r>
+    </w:p>
+    <w:p>
+      <w:r>
+        <w:rPr>
+          <w:rFonts w:ascii="Times New Roman" w:hAnsi="Times New Roman" w:eastAsia="宋体"/>
+          <w:color w:val="888888"/>
+          <w:sz w:val="18"/>
+        </w:rPr>
+        <w:t>来源:IT之家 | 时间:09-29 18:17</w:t>
+      </w:r>
+    </w:p>
+    <w:p>
+      <w:r>
+        <w:rPr>
+          <w:rFonts w:ascii="Times New Roman" w:hAnsi="Times New Roman" w:eastAsia="宋体"/>
+          <w:sz w:val="18"/>
+        </w:rPr>
+        <w:t>链接:</w:t>
+      </w:r>
+      <w:hyperlink r:id="rId34">
+        <w:r>
+          <w:rPr>
+            <w:color w:val="0563C1"/>
+            <w:u w:val="single"/>
+          </w:rPr>
+          <w:t>《巫师 3：狂猎 — 重制版》游戏今日上线，原版玩家可免费升级</w:t>
+        </w:r>
+      </w:hyperlink>
+    </w:p>
+    <w:p>
+      <w:pPr>
+        <w:pStyle w:val="Heading3"/>
+      </w:pPr>
+      <w:r>
+        <w:rPr>
+          <w:rFonts w:ascii="Times New Roman" w:hAnsi="Times New Roman" w:eastAsia="黑体"/>
+          <w:b w:val="0"/>
+          <w:color w:val="888888"/>
+          <w:sz w:val="24"/>
+        </w:rPr>
+        <w:t>【C级·参考】</w:t>
+      </w:r>
+      <w:r>
+        <w:rPr>
+          <w:rFonts w:ascii="Times New Roman" w:hAnsi="Times New Roman" w:eastAsia="黑体"/>
+          <w:b w:val="0"/>
+          <w:color w:val="888888"/>
+          <w:sz w:val="24"/>
+        </w:rPr>
+        <w:t>《控制：共振》游戏将新增“新游戏 ++”和拍照模式，预计下月上线</w:t>
+      </w:r>
+    </w:p>
+    <w:p>
+      <w:r>
+        <w:rPr>
+          <w:rFonts w:ascii="Times New Roman" w:hAnsi="Times New Roman" w:eastAsia="宋体"/>
+          <w:color w:val="888888"/>
+          <w:sz w:val="18"/>
+        </w:rPr>
+        <w:t>来源:IT之家 | 时间:09-29 17:32</w:t>
+      </w:r>
+    </w:p>
+    <w:p>
+      <w:r>
+        <w:rPr>
+          <w:rFonts w:ascii="Times New Roman" w:hAnsi="Times New Roman" w:eastAsia="宋体"/>
+          <w:sz w:val="18"/>
+        </w:rPr>
+        <w:t>链接:</w:t>
+      </w:r>
+      <w:hyperlink r:id="rId35">
+        <w:r>
+          <w:rPr>
+            <w:color w:val="0563C1"/>
+            <w:u w:val="single"/>
+          </w:rPr>
+          <w:t>《控制：共振》游戏将新增“新游戏 ++”和拍照模式，预计下月上线</w:t>
         </w:r>
       </w:hyperlink>
     </w:p>
@@ -1368,64 +1521,13 @@
         </w:rPr>
         <w:t>链接:</w:t>
       </w:r>
-      <w:hyperlink r:id="rId33">
+      <w:hyperlink r:id="rId36">
         <w:r>
           <w:rPr>
             <w:color w:val="0563C1"/>
             <w:u w:val="single"/>
           </w:rPr>
           <w:t>必火无疑！Steam预约破250万人、全球第3，《亲爱的乘客》是什么奇葩游戏</w:t>
-        </w:r>
-      </w:hyperlink>
-    </w:p>
-    <w:p>
-      <w:pPr>
-        <w:pStyle w:val="Heading3"/>
-      </w:pPr>
-      <w:r>
-        <w:rPr>
-          <w:rFonts w:ascii="Times New Roman" w:hAnsi="Times New Roman" w:eastAsia="黑体"/>
-          <w:b w:val="0"/>
-          <w:color w:val="888888"/>
-          <w:sz w:val="24"/>
-        </w:rPr>
-        <w:t>【C级·参考】</w:t>
-      </w:r>
-      <w:r>
-        <w:rPr>
-          <w:rFonts w:ascii="Times New Roman" w:hAnsi="Times New Roman" w:eastAsia="黑体"/>
-          <w:b w:val="0"/>
-          <w:color w:val="888888"/>
-          <w:sz w:val="24"/>
-        </w:rPr>
-        <w:t>暴雪《风暴英雄》游戏时隔 6 年迎第 91 位英雄萨拉塔斯，暗示第 92 位已在路上</w:t>
-      </w:r>
-    </w:p>
-    <w:p>
-      <w:r>
-        <w:rPr>
-          <w:rFonts w:ascii="Times New Roman" w:hAnsi="Times New Roman" w:eastAsia="宋体"/>
-          <w:color w:val="888888"/>
-          <w:sz w:val="18"/>
-        </w:rPr>
-        <w:t>来源:IT之家 | 时间:09-29 11:43</w:t>
-      </w:r>
-    </w:p>
-    <w:p>
-      <w:r>
-        <w:rPr>
-          <w:rFonts w:ascii="Times New Roman" w:hAnsi="Times New Roman" w:eastAsia="宋体"/>
-          <w:sz w:val="18"/>
-        </w:rPr>
-        <w:t>链接:</w:t>
-      </w:r>
-      <w:hyperlink r:id="rId34">
-        <w:r>
-          <w:rPr>
-            <w:color w:val="0563C1"/>
-            <w:u w:val="single"/>
-          </w:rPr>
-          <w:t>暴雪《风暴英雄》游戏时隔 6 年迎第 91 位英雄萨拉塔斯，暗示第 92 位已在路上</w:t>
         </w:r>
       </w:hyperlink>
     </w:p>
@@ -1470,7 +1572,7 @@
         </w:rPr>
         <w:t>链接:</w:t>
       </w:r>
-      <w:hyperlink r:id="rId35">
+      <w:hyperlink r:id="rId37">
         <w:r>
           <w:rPr>
             <w:color w:val="0563C1"/>
@@ -1521,7 +1623,7 @@
         </w:rPr>
         <w:t>链接:</w:t>
       </w:r>
-      <w:hyperlink r:id="rId36">
+      <w:hyperlink r:id="rId38">
         <w:r>
           <w:rPr>
             <w:color w:val="0563C1"/>
@@ -1544,106 +1646,9 @@
       </w:r>
     </w:p>
     <w:p>
-      <w:pPr>
-        <w:pStyle w:val="Heading3"/>
-      </w:pPr>
       <w:r>
-        <w:rPr>
-          <w:rFonts w:ascii="Times New Roman" w:hAnsi="Times New Roman" w:eastAsia="黑体"/>
-          <w:b w:val="0"/>
-          <w:color w:val="888888"/>
-          <w:sz w:val="24"/>
-        </w:rPr>
-        <w:t>【C级·参考】</w:t>
+        <w:t>本线口暂无重要更新</w:t>
       </w:r>
-      <w:r>
-        <w:rPr>
-          <w:rFonts w:ascii="Times New Roman" w:hAnsi="Times New Roman" w:eastAsia="黑体"/>
-          <w:b w:val="0"/>
-          <w:color w:val="888888"/>
-          <w:sz w:val="24"/>
-        </w:rPr>
-        <w:t>全新华为 WATCH D3 腕部动态血压记录仪开售：动态血压监测、一键微体检，国补价 2539.8 元起</w:t>
-      </w:r>
-    </w:p>
-    <w:p>
-      <w:r>
-        <w:rPr>
-          <w:rFonts w:ascii="Times New Roman" w:hAnsi="Times New Roman" w:eastAsia="宋体"/>
-          <w:color w:val="888888"/>
-          <w:sz w:val="18"/>
-        </w:rPr>
-        <w:t>来源:IT之家 | 时间:09-29 12:02</w:t>
-      </w:r>
-    </w:p>
-    <w:p>
-      <w:r>
-        <w:rPr>
-          <w:rFonts w:ascii="Times New Roman" w:hAnsi="Times New Roman" w:eastAsia="宋体"/>
-          <w:sz w:val="18"/>
-        </w:rPr>
-        <w:t>链接:</w:t>
-      </w:r>
-      <w:hyperlink r:id="rId37">
-        <w:r>
-          <w:rPr>
-            <w:color w:val="0563C1"/>
-            <w:u w:val="single"/>
-          </w:rPr>
-          <w:t>全新华为 WATCH D3 腕部动态血压记录仪开售：动态血压监测、一键微体检，国补价 2539.8 元起</w:t>
-        </w:r>
-      </w:hyperlink>
-    </w:p>
-    <w:p>
-      <w:pPr>
-        <w:pStyle w:val="Heading3"/>
-      </w:pPr>
-      <w:r>
-        <w:rPr>
-          <w:rFonts w:ascii="Times New Roman" w:hAnsi="Times New Roman" w:eastAsia="黑体"/>
-          <w:b w:val="0"/>
-          <w:color w:val="888888"/>
-          <w:sz w:val="24"/>
-        </w:rPr>
-        <w:t>【C级·参考】</w:t>
-      </w:r>
-      <w:r>
-        <w:rPr>
-          <w:rFonts w:ascii="Times New Roman" w:hAnsi="Times New Roman" w:eastAsia="黑体"/>
-          <w:b w:val="0"/>
-          <w:color w:val="888888"/>
-          <w:sz w:val="24"/>
-        </w:rPr>
-        <w:t>沃尔玛 CEO 弗纳承诺：不会根据消费者收入、购物记录等个人信息动态定价</w:t>
-      </w:r>
-    </w:p>
-    <w:p>
-      <w:r>
-        <w:rPr>
-          <w:rFonts w:ascii="Times New Roman" w:hAnsi="Times New Roman" w:eastAsia="宋体"/>
-          <w:color w:val="888888"/>
-          <w:sz w:val="18"/>
-        </w:rPr>
-        <w:t>来源:IT之家 | 时间:09-29 11:35</w:t>
-      </w:r>
-    </w:p>
-    <w:p>
-      <w:r>
-        <w:rPr>
-          <w:rFonts w:ascii="Times New Roman" w:hAnsi="Times New Roman" w:eastAsia="宋体"/>
-          <w:sz w:val="18"/>
-        </w:rPr>
-        <w:t>链接:</w:t>
-      </w:r>
-      <w:hyperlink r:id="rId38">
-        <w:r>
-          <w:rPr>
-            <w:color w:val="0563C1"/>
-            <w:u w:val="single"/>
-          </w:rPr>
-          <w:t>沃尔玛 CEO 弗纳承诺：不会根据消费者收入、购物记录等个人信息动态定价</w:t>
-        </w:r>
-      </w:hyperlink>
     </w:p>
     <w:p>
       <w:pPr>
@@ -1671,7 +1676,7 @@
           <w:rFonts w:ascii="Times New Roman" w:hAnsi="Times New Roman" w:eastAsia="宋体"/>
           <w:sz w:val="18"/>
         </w:rPr>
-        <w:t>IT之家(60)、GameLook(15)、HackerNews(4)、Bing新闻(6)</w:t>
+        <w:t>IT之家(60)、GameLook(15)、HackerNews(5)、Bing新闻(6)</w:t>
       </w:r>
     </w:p>
     <w:p>

--- a/briefings/线口监测午报-2026-09-29.docx
+++ b/briefings/线口监测午报-2026-09-29.docx
@@ -22,7 +22,7 @@
           <w:color w:val="888888"/>
           <w:sz w:val="18"/>
         </w:rPr>
-        <w:t>监测窗口:近48小时 | 生成时间:2026-09-29 22:00</w:t>
+        <w:t>监测窗口:近48小时 | 生成时间:2026-09-29 22:49</w:t>
       </w:r>
     </w:p>
     <w:p>
@@ -784,7 +784,7 @@
           <w:color w:val="888888"/>
           <w:sz w:val="24"/>
         </w:rPr>
-        <w:t>Jeff – Jev-compatible 0.8B decision models, trained at home, ~30 ms</w:t>
+        <w:t>徐作为：从U盘到AI眼镜，以自主创新挺起中国智造脊梁</w:t>
       </w:r>
     </w:p>
     <w:p>
@@ -794,7 +794,7 @@
           <w:color w:val="888888"/>
           <w:sz w:val="18"/>
         </w:rPr>
-        <w:t>来源:Hacker News | 时间:09-29 04:23</w:t>
+        <w:t>来源:Bing新闻 | 时间:09-29 05:02</w:t>
       </w:r>
     </w:p>
     <w:p>
@@ -811,7 +811,7 @@
             <w:color w:val="0563C1"/>
             <w:u w:val="single"/>
           </w:rPr>
-          <w:t>Jeff – Jev-compatible 0.8B decision models, trained at home, ~30 ms</w:t>
+          <w:t>徐作为：从U盘到AI眼镜，以自主创新挺起中国智造脊梁</w:t>
         </w:r>
       </w:hyperlink>
     </w:p>
@@ -919,108 +919,6 @@
     </w:p>
     <w:p>
       <w:pPr>
-        <w:pStyle w:val="Heading3"/>
-      </w:pPr>
-      <w:r>
-        <w:rPr>
-          <w:rFonts w:ascii="Times New Roman" w:hAnsi="Times New Roman" w:eastAsia="黑体"/>
-          <w:b w:val="0"/>
-          <w:color w:val="888888"/>
-          <w:sz w:val="24"/>
-        </w:rPr>
-        <w:t>【C级·参考】</w:t>
-      </w:r>
-      <w:r>
-        <w:rPr>
-          <w:rFonts w:ascii="Times New Roman" w:hAnsi="Times New Roman" w:eastAsia="黑体"/>
-          <w:b w:val="0"/>
-          <w:color w:val="888888"/>
-          <w:sz w:val="24"/>
-        </w:rPr>
-        <w:t>AI办公硬件新解法，大眼橙联手钉钉推出首款AI听记眼镜</w:t>
-      </w:r>
-    </w:p>
-    <w:p>
-      <w:r>
-        <w:rPr>
-          <w:rFonts w:ascii="Times New Roman" w:hAnsi="Times New Roman" w:eastAsia="宋体"/>
-          <w:color w:val="888888"/>
-          <w:sz w:val="18"/>
-        </w:rPr>
-        <w:t>来源:Bing新闻 | 时间:09-28 10:14</w:t>
-      </w:r>
-    </w:p>
-    <w:p>
-      <w:r>
-        <w:rPr>
-          <w:rFonts w:ascii="Times New Roman" w:hAnsi="Times New Roman" w:eastAsia="宋体"/>
-          <w:sz w:val="18"/>
-        </w:rPr>
-        <w:t>链接:</w:t>
-      </w:r>
-      <w:hyperlink r:id="rId26">
-        <w:r>
-          <w:rPr>
-            <w:color w:val="0563C1"/>
-            <w:u w:val="single"/>
-          </w:rPr>
-          <w:t>AI办公硬件新解法，大眼橙联手钉钉推出首款AI听记眼镜</w:t>
-        </w:r>
-      </w:hyperlink>
-    </w:p>
-    <w:p>
-      <w:pPr>
-        <w:pStyle w:val="Heading3"/>
-      </w:pPr>
-      <w:r>
-        <w:rPr>
-          <w:rFonts w:ascii="Times New Roman" w:hAnsi="Times New Roman" w:eastAsia="黑体"/>
-          <w:b w:val="0"/>
-          <w:color w:val="888888"/>
-          <w:sz w:val="24"/>
-        </w:rPr>
-        <w:t>【C级·参考】</w:t>
-      </w:r>
-      <w:r>
-        <w:rPr>
-          <w:rFonts w:ascii="Times New Roman" w:hAnsi="Times New Roman" w:eastAsia="黑体"/>
-          <w:b w:val="0"/>
-          <w:color w:val="888888"/>
-          <w:sz w:val="24"/>
-        </w:rPr>
-        <w:t>30年经验老鸟：AI让研发提速5倍，“毫无成就感 ，只剩最耗心力工作、新人断档”</w:t>
-      </w:r>
-    </w:p>
-    <w:p>
-      <w:r>
-        <w:rPr>
-          <w:rFonts w:ascii="Times New Roman" w:hAnsi="Times New Roman" w:eastAsia="宋体"/>
-          <w:color w:val="888888"/>
-          <w:sz w:val="18"/>
-        </w:rPr>
-        <w:t>来源:GameLook | 时间:09-28 09:54</w:t>
-      </w:r>
-    </w:p>
-    <w:p>
-      <w:r>
-        <w:rPr>
-          <w:rFonts w:ascii="Times New Roman" w:hAnsi="Times New Roman" w:eastAsia="宋体"/>
-          <w:sz w:val="18"/>
-        </w:rPr>
-        <w:t>链接:</w:t>
-      </w:r>
-      <w:hyperlink r:id="rId27">
-        <w:r>
-          <w:rPr>
-            <w:color w:val="0563C1"/>
-            <w:u w:val="single"/>
-          </w:rPr>
-          <w:t>30年经验老鸟：AI让研发提速5倍，“毫无成就感 ，只剩最耗心力工作、新人断档”</w:t>
-        </w:r>
-      </w:hyperlink>
-    </w:p>
-    <w:p>
-      <w:pPr>
         <w:pStyle w:val="Heading2"/>
       </w:pPr>
       <w:r>
@@ -1072,7 +970,7 @@
         </w:rPr>
         <w:t>链接:</w:t>
       </w:r>
-      <w:hyperlink r:id="rId28">
+      <w:hyperlink r:id="rId26">
         <w:r>
           <w:rPr>
             <w:color w:val="0563C1"/>
@@ -1123,7 +1021,7 @@
         </w:rPr>
         <w:t>链接:</w:t>
       </w:r>
-      <w:hyperlink r:id="rId29">
+      <w:hyperlink r:id="rId27">
         <w:r>
           <w:rPr>
             <w:color w:val="0563C1"/>
@@ -1186,7 +1084,7 @@
         </w:rPr>
         <w:t>链接:</w:t>
       </w:r>
-      <w:hyperlink r:id="rId30">
+      <w:hyperlink r:id="rId28">
         <w:r>
           <w:rPr>
             <w:color w:val="0563C1"/>
@@ -1224,6 +1122,108 @@
         </w:rPr>
         <w:t>游戏/电竞/平台公司</w:t>
       </w:r>
+    </w:p>
+    <w:p>
+      <w:pPr>
+        <w:pStyle w:val="Heading3"/>
+      </w:pPr>
+      <w:r>
+        <w:rPr>
+          <w:rFonts w:ascii="Times New Roman" w:hAnsi="Times New Roman" w:eastAsia="黑体"/>
+          <w:b w:val="0"/>
+          <w:color w:val="888888"/>
+          <w:sz w:val="24"/>
+        </w:rPr>
+        <w:t>【C级·参考】</w:t>
+      </w:r>
+      <w:r>
+        <w:rPr>
+          <w:rFonts w:ascii="Times New Roman" w:hAnsi="Times New Roman" w:eastAsia="黑体"/>
+          <w:b w:val="0"/>
+          <w:color w:val="888888"/>
+          <w:sz w:val="24"/>
+        </w:rPr>
+        <w:t>暴雪确认《暗黑破坏神 5》游戏推出后，《暗黑破坏神 4》将持续更新赛季</w:t>
+      </w:r>
+    </w:p>
+    <w:p>
+      <w:r>
+        <w:rPr>
+          <w:rFonts w:ascii="Times New Roman" w:hAnsi="Times New Roman" w:eastAsia="宋体"/>
+          <w:color w:val="888888"/>
+          <w:sz w:val="18"/>
+        </w:rPr>
+        <w:t>来源:IT之家 | 时间:09-29 22:20</w:t>
+      </w:r>
+    </w:p>
+    <w:p>
+      <w:r>
+        <w:rPr>
+          <w:rFonts w:ascii="Times New Roman" w:hAnsi="Times New Roman" w:eastAsia="宋体"/>
+          <w:sz w:val="18"/>
+        </w:rPr>
+        <w:t>链接:</w:t>
+      </w:r>
+      <w:hyperlink r:id="rId29">
+        <w:r>
+          <w:rPr>
+            <w:color w:val="0563C1"/>
+            <w:u w:val="single"/>
+          </w:rPr>
+          <w:t>暴雪确认《暗黑破坏神 5》游戏推出后，《暗黑破坏神 4》将持续更新赛季</w:t>
+        </w:r>
+      </w:hyperlink>
+    </w:p>
+    <w:p>
+      <w:pPr>
+        <w:pStyle w:val="Heading3"/>
+      </w:pPr>
+      <w:r>
+        <w:rPr>
+          <w:rFonts w:ascii="Times New Roman" w:hAnsi="Times New Roman" w:eastAsia="黑体"/>
+          <w:b w:val="0"/>
+          <w:color w:val="888888"/>
+          <w:sz w:val="24"/>
+        </w:rPr>
+        <w:t>【C级·参考】</w:t>
+      </w:r>
+      <w:r>
+        <w:rPr>
+          <w:rFonts w:ascii="Times New Roman" w:hAnsi="Times New Roman" w:eastAsia="黑体"/>
+          <w:b w:val="0"/>
+          <w:color w:val="888888"/>
+          <w:sz w:val="24"/>
+        </w:rPr>
+        <w:t>AMD 发布 Adrenalin 26.9.2 肾上腺素驱动：新增《我的世界：地下城 2》等多款游戏支持</w:t>
+      </w:r>
+    </w:p>
+    <w:p>
+      <w:r>
+        <w:rPr>
+          <w:rFonts w:ascii="Times New Roman" w:hAnsi="Times New Roman" w:eastAsia="宋体"/>
+          <w:color w:val="888888"/>
+          <w:sz w:val="18"/>
+        </w:rPr>
+        <w:t>来源:IT之家 | 时间:09-29 22:15</w:t>
+      </w:r>
+    </w:p>
+    <w:p>
+      <w:r>
+        <w:rPr>
+          <w:rFonts w:ascii="Times New Roman" w:hAnsi="Times New Roman" w:eastAsia="宋体"/>
+          <w:sz w:val="18"/>
+        </w:rPr>
+        <w:t>链接:</w:t>
+      </w:r>
+      <w:hyperlink r:id="rId30">
+        <w:r>
+          <w:rPr>
+            <w:color w:val="0563C1"/>
+            <w:u w:val="single"/>
+          </w:rPr>
+          <w:t>AMD 发布 Adrenalin 26.9.2 肾上腺素驱动：新增《我的世界：地下城 2》等多款游戏支持</w:t>
+        </w:r>
+      </w:hyperlink>
     </w:p>
     <w:p>
       <w:pPr>
@@ -1676,7 +1676,7 @@
           <w:rFonts w:ascii="Times New Roman" w:hAnsi="Times New Roman" w:eastAsia="宋体"/>
           <w:sz w:val="18"/>
         </w:rPr>
-        <w:t>IT之家(60)、GameLook(15)、HackerNews(5)、Bing新闻(6)</w:t>
+        <w:t>IT之家(60)、GameLook(15)、HackerNews(4)、Bing新闻(6)</w:t>
       </w:r>
     </w:p>
     <w:p>
